--- a/docs/files/Salary_Policy_Implementation__Policy_2026-02.docx
+++ b/docs/files/Salary_Policy_Implementation__Policy_2026-02.docx
@@ -2,35 +2,55 @@
 <file path=word/document.xml><?xml version="1.0" encoding="utf-8"?>
 <w:document xmlns:wpc="http://schemas.microsoft.com/office/word/2010/wordprocessingCanvas" xmlns:mo="http://schemas.microsoft.com/office/mac/office/2008/main" xmlns:mc="http://schemas.openxmlformats.org/markup-compatibility/2006" xmlns:mv="urn:schemas-microsoft-com:mac:vml" xmlns:o="urn:schemas-microsoft-com:office:office" xmlns:r="http://schemas.openxmlformats.org/officeDocument/2006/relationships" xmlns:m="http://schemas.openxmlformats.org/officeDocument/2006/math" xmlns:v="urn:schemas-microsoft-com:vml" xmlns:wp14="http://schemas.microsoft.com/office/word/2010/wordprocessingDrawing" xmlns:wp="http://schemas.openxmlformats.org/drawingml/2006/wordprocessingDrawing" xmlns:w10="urn:schemas-microsoft-com:office:word" xmlns:w="http://schemas.openxmlformats.org/wordprocessingml/2006/main" xmlns:w14="http://schemas.microsoft.com/office/word/2010/wordml" xmlns:wpg="http://schemas.microsoft.com/office/word/2010/wordprocessingGroup" xmlns:wpi="http://schemas.microsoft.com/office/word/2010/wordprocessingInk" xmlns:wne="http://schemas.microsoft.com/office/word/2006/wordml" xmlns:wps="http://schemas.microsoft.com/office/word/2010/wordprocessingShape" mc:Ignorable="w14 wp14">
   <w:body>
-    <w:p/>
-    <w:p/>
-    <w:p/>
     <w:p>
+      <w:pPr>
+        <w:spacing w:before="0" w:after="0"/>
+        <w:jc w:val="center"/>
+      </w:pPr>
       <w:r>
-        <w:rPr>
-          <w:rFonts w:ascii="Avenir Next LT Pro" w:hAnsi="Avenir Next LT Pro"/>
-          <w:b/>
-          <w:color w:val="1C4076"/>
-          <w:sz w:val="60"/>
-        </w:rPr>
-        <w:t>Salary Policy Implementation</w:t>
+        <w:drawing>
+          <wp:inline xmlns:a="http://schemas.openxmlformats.org/drawingml/2006/main" xmlns:pic="http://schemas.openxmlformats.org/drawingml/2006/picture">
+            <wp:extent cx="7560000" cy="10690955"/>
+            <wp:docPr id="1" name="Picture 1"/>
+            <wp:cNvGraphicFramePr>
+              <a:graphicFrameLocks noChangeAspect="1"/>
+            </wp:cNvGraphicFramePr>
+            <a:graphic>
+              <a:graphicData uri="http://schemas.openxmlformats.org/drawingml/2006/picture">
+                <pic:pic>
+                  <pic:nvPicPr>
+                    <pic:cNvPr id="0" name="tmpv1p22pqn.png"/>
+                    <pic:cNvPicPr/>
+                  </pic:nvPicPr>
+                  <pic:blipFill>
+                    <a:blip r:embed="rId9"/>
+                    <a:stretch>
+                      <a:fillRect/>
+                    </a:stretch>
+                  </pic:blipFill>
+                  <pic:spPr>
+                    <a:xfrm>
+                      <a:off x="0" y="0"/>
+                      <a:ext cx="7560000" cy="10690955"/>
+                    </a:xfrm>
+                    <a:prstGeom prst="rect"/>
+                  </pic:spPr>
+                </pic:pic>
+              </a:graphicData>
+            </a:graphic>
+          </wp:inline>
+        </w:drawing>
       </w:r>
     </w:p>
     <w:p>
-      <w:r>
-        <w:rPr>
-          <w:rFonts w:ascii="Avenir Next LT Pro" w:hAnsi="Avenir Next LT Pro"/>
-          <w:b/>
-          <w:color w:val="6B87A4"/>
-          <w:sz w:val="40"/>
-        </w:rPr>
-        <w:t>2026</w:t>
-      </w:r>
-    </w:p>
-    <w:p>
-      <w:r>
-        <w:br w:type="page"/>
-      </w:r>
+      <w:pPr>
+        <w:sectPr>
+          <w:pgSz w:w="11906" w:h="16838"/>
+          <w:pgMar w:top="0" w:right="0" w:bottom="0" w:left="0" w:header="0" w:footer="0" w:gutter="0"/>
+          <w:cols w:space="720"/>
+          <w:docGrid w:linePitch="360"/>
+        </w:sectPr>
+      </w:pPr>
     </w:p>
     <w:p>
       <w:pPr>
@@ -331,13 +351,13 @@
         </w:tblBorders>
       </w:tblPr>
       <w:tblGrid>
-        <w:gridCol w:w="4320"/>
-        <w:gridCol w:w="4320"/>
+        <w:gridCol w:w="5103"/>
+        <w:gridCol w:w="5103"/>
       </w:tblGrid>
       <w:tr>
         <w:tc>
           <w:tcPr>
-            <w:tcW w:type="dxa" w:w="4320"/>
+            <w:tcW w:type="dxa" w:w="5103"/>
           </w:tcPr>
           <w:p>
             <w:pPr>
@@ -539,7 +559,7 @@
         </w:tc>
         <w:tc>
           <w:tcPr>
-            <w:tcW w:type="dxa" w:w="4320"/>
+            <w:tcW w:type="dxa" w:w="5103"/>
           </w:tcPr>
           <w:p>
             <w:pPr>
@@ -851,15 +871,15 @@
         <w:tblLook w:firstColumn="1" w:firstRow="1" w:lastColumn="0" w:lastRow="0" w:noHBand="0" w:noVBand="1" w:val="04A0"/>
       </w:tblPr>
       <w:tblGrid>
-        <w:gridCol w:w="2160"/>
-        <w:gridCol w:w="2160"/>
-        <w:gridCol w:w="2160"/>
-        <w:gridCol w:w="2160"/>
+        <w:gridCol w:w="2551"/>
+        <w:gridCol w:w="2551"/>
+        <w:gridCol w:w="2551"/>
+        <w:gridCol w:w="2551"/>
       </w:tblGrid>
       <w:tr>
         <w:tc>
           <w:tcPr>
-            <w:tcW w:type="dxa" w:w="2160"/>
+            <w:tcW w:type="dxa" w:w="2551"/>
             <w:shd w:val="clear" w:fill="1C4076"/>
           </w:tcPr>
           <w:p>
@@ -877,7 +897,7 @@
         </w:tc>
         <w:tc>
           <w:tcPr>
-            <w:tcW w:type="dxa" w:w="2160"/>
+            <w:tcW w:type="dxa" w:w="2551"/>
             <w:shd w:val="clear" w:fill="1C4076"/>
           </w:tcPr>
           <w:p>
@@ -894,7 +914,7 @@
         </w:tc>
         <w:tc>
           <w:tcPr>
-            <w:tcW w:type="dxa" w:w="2160"/>
+            <w:tcW w:type="dxa" w:w="2551"/>
             <w:shd w:val="clear" w:fill="1C4076"/>
           </w:tcPr>
           <w:p>
@@ -911,7 +931,7 @@
         </w:tc>
         <w:tc>
           <w:tcPr>
-            <w:tcW w:type="dxa" w:w="2160"/>
+            <w:tcW w:type="dxa" w:w="2551"/>
             <w:shd w:val="clear" w:fill="1C4076"/>
           </w:tcPr>
           <w:p>
@@ -930,7 +950,7 @@
       <w:tr>
         <w:tc>
           <w:tcPr>
-            <w:tcW w:type="dxa" w:w="2160"/>
+            <w:tcW w:type="dxa" w:w="2551"/>
           </w:tcPr>
           <w:p>
             <w:r/>
@@ -947,7 +967,7 @@
         </w:tc>
         <w:tc>
           <w:tcPr>
-            <w:tcW w:type="dxa" w:w="2160"/>
+            <w:tcW w:type="dxa" w:w="2551"/>
           </w:tcPr>
           <w:p>
             <w:r/>
@@ -964,7 +984,7 @@
         </w:tc>
         <w:tc>
           <w:tcPr>
-            <w:tcW w:type="dxa" w:w="2160"/>
+            <w:tcW w:type="dxa" w:w="2551"/>
           </w:tcPr>
           <w:p>
             <w:r/>
@@ -981,7 +1001,7 @@
         </w:tc>
         <w:tc>
           <w:tcPr>
-            <w:tcW w:type="dxa" w:w="2160"/>
+            <w:tcW w:type="dxa" w:w="2551"/>
           </w:tcPr>
           <w:p>
             <w:r/>
@@ -1000,7 +1020,7 @@
       <w:tr>
         <w:tc>
           <w:tcPr>
-            <w:tcW w:type="dxa" w:w="2160"/>
+            <w:tcW w:type="dxa" w:w="2551"/>
           </w:tcPr>
           <w:p>
             <w:r/>
@@ -1017,7 +1037,7 @@
         </w:tc>
         <w:tc>
           <w:tcPr>
-            <w:tcW w:type="dxa" w:w="2160"/>
+            <w:tcW w:type="dxa" w:w="2551"/>
           </w:tcPr>
           <w:p>
             <w:r/>
@@ -1034,7 +1054,7 @@
         </w:tc>
         <w:tc>
           <w:tcPr>
-            <w:tcW w:type="dxa" w:w="2160"/>
+            <w:tcW w:type="dxa" w:w="2551"/>
           </w:tcPr>
           <w:p>
             <w:r/>
@@ -1051,7 +1071,7 @@
         </w:tc>
         <w:tc>
           <w:tcPr>
-            <w:tcW w:type="dxa" w:w="2160"/>
+            <w:tcW w:type="dxa" w:w="2551"/>
           </w:tcPr>
           <w:p>
             <w:r/>
@@ -1241,15 +1261,15 @@
         <w:tblLook w:firstColumn="1" w:firstRow="1" w:lastColumn="0" w:lastRow="0" w:noHBand="0" w:noVBand="1" w:val="04A0"/>
       </w:tblPr>
       <w:tblGrid>
-        <w:gridCol w:w="2160"/>
-        <w:gridCol w:w="2160"/>
-        <w:gridCol w:w="2160"/>
-        <w:gridCol w:w="2160"/>
+        <w:gridCol w:w="2551"/>
+        <w:gridCol w:w="2551"/>
+        <w:gridCol w:w="2551"/>
+        <w:gridCol w:w="2551"/>
       </w:tblGrid>
       <w:tr>
         <w:tc>
           <w:tcPr>
-            <w:tcW w:type="dxa" w:w="2160"/>
+            <w:tcW w:type="dxa" w:w="2551"/>
             <w:shd w:val="clear" w:fill="1C4076"/>
           </w:tcPr>
           <w:p>
@@ -1267,7 +1287,7 @@
         </w:tc>
         <w:tc>
           <w:tcPr>
-            <w:tcW w:type="dxa" w:w="2160"/>
+            <w:tcW w:type="dxa" w:w="2551"/>
             <w:shd w:val="clear" w:fill="1C4076"/>
           </w:tcPr>
           <w:p>
@@ -1284,7 +1304,7 @@
         </w:tc>
         <w:tc>
           <w:tcPr>
-            <w:tcW w:type="dxa" w:w="2160"/>
+            <w:tcW w:type="dxa" w:w="2551"/>
             <w:shd w:val="clear" w:fill="1C4076"/>
           </w:tcPr>
           <w:p>
@@ -1301,7 +1321,7 @@
         </w:tc>
         <w:tc>
           <w:tcPr>
-            <w:tcW w:type="dxa" w:w="2160"/>
+            <w:tcW w:type="dxa" w:w="2551"/>
             <w:shd w:val="clear" w:fill="1C4076"/>
           </w:tcPr>
           <w:p>
@@ -1320,7 +1340,7 @@
       <w:tr>
         <w:tc>
           <w:tcPr>
-            <w:tcW w:type="dxa" w:w="2160"/>
+            <w:tcW w:type="dxa" w:w="2551"/>
           </w:tcPr>
           <w:p>
             <w:r/>
@@ -1337,7 +1357,7 @@
         </w:tc>
         <w:tc>
           <w:tcPr>
-            <w:tcW w:type="dxa" w:w="2160"/>
+            <w:tcW w:type="dxa" w:w="2551"/>
           </w:tcPr>
           <w:p>
             <w:r/>
@@ -1354,7 +1374,7 @@
         </w:tc>
         <w:tc>
           <w:tcPr>
-            <w:tcW w:type="dxa" w:w="2160"/>
+            <w:tcW w:type="dxa" w:w="2551"/>
           </w:tcPr>
           <w:p>
             <w:r/>
@@ -1371,7 +1391,7 @@
         </w:tc>
         <w:tc>
           <w:tcPr>
-            <w:tcW w:type="dxa" w:w="2160"/>
+            <w:tcW w:type="dxa" w:w="2551"/>
           </w:tcPr>
           <w:p>
             <w:r/>
@@ -1390,7 +1410,7 @@
       <w:tr>
         <w:tc>
           <w:tcPr>
-            <w:tcW w:type="dxa" w:w="2160"/>
+            <w:tcW w:type="dxa" w:w="2551"/>
           </w:tcPr>
           <w:p>
             <w:r/>
@@ -1407,7 +1427,7 @@
         </w:tc>
         <w:tc>
           <w:tcPr>
-            <w:tcW w:type="dxa" w:w="2160"/>
+            <w:tcW w:type="dxa" w:w="2551"/>
           </w:tcPr>
           <w:p>
             <w:r/>
@@ -1424,7 +1444,7 @@
         </w:tc>
         <w:tc>
           <w:tcPr>
-            <w:tcW w:type="dxa" w:w="2160"/>
+            <w:tcW w:type="dxa" w:w="2551"/>
           </w:tcPr>
           <w:p>
             <w:r/>
@@ -1441,7 +1461,7 @@
         </w:tc>
         <w:tc>
           <w:tcPr>
-            <w:tcW w:type="dxa" w:w="2160"/>
+            <w:tcW w:type="dxa" w:w="2551"/>
           </w:tcPr>
           <w:p>
             <w:r/>
@@ -1460,7 +1480,7 @@
       <w:tr>
         <w:tc>
           <w:tcPr>
-            <w:tcW w:type="dxa" w:w="2160"/>
+            <w:tcW w:type="dxa" w:w="2551"/>
           </w:tcPr>
           <w:p>
             <w:r/>
@@ -1477,7 +1497,7 @@
         </w:tc>
         <w:tc>
           <w:tcPr>
-            <w:tcW w:type="dxa" w:w="2160"/>
+            <w:tcW w:type="dxa" w:w="2551"/>
           </w:tcPr>
           <w:p>
             <w:r/>
@@ -1494,7 +1514,7 @@
         </w:tc>
         <w:tc>
           <w:tcPr>
-            <w:tcW w:type="dxa" w:w="2160"/>
+            <w:tcW w:type="dxa" w:w="2551"/>
           </w:tcPr>
           <w:p>
             <w:r/>
@@ -1511,7 +1531,7 @@
         </w:tc>
         <w:tc>
           <w:tcPr>
-            <w:tcW w:type="dxa" w:w="2160"/>
+            <w:tcW w:type="dxa" w:w="2551"/>
           </w:tcPr>
           <w:p>
             <w:r/>
@@ -1530,7 +1550,7 @@
       <w:tr>
         <w:tc>
           <w:tcPr>
-            <w:tcW w:type="dxa" w:w="2160"/>
+            <w:tcW w:type="dxa" w:w="2551"/>
           </w:tcPr>
           <w:p>
             <w:r/>
@@ -1547,7 +1567,7 @@
         </w:tc>
         <w:tc>
           <w:tcPr>
-            <w:tcW w:type="dxa" w:w="2160"/>
+            <w:tcW w:type="dxa" w:w="2551"/>
           </w:tcPr>
           <w:p>
             <w:r/>
@@ -1564,7 +1584,7 @@
         </w:tc>
         <w:tc>
           <w:tcPr>
-            <w:tcW w:type="dxa" w:w="2160"/>
+            <w:tcW w:type="dxa" w:w="2551"/>
           </w:tcPr>
           <w:p>
             <w:r/>
@@ -1581,7 +1601,7 @@
         </w:tc>
         <w:tc>
           <w:tcPr>
-            <w:tcW w:type="dxa" w:w="2160"/>
+            <w:tcW w:type="dxa" w:w="2551"/>
           </w:tcPr>
           <w:p>
             <w:r/>
@@ -1627,13 +1647,13 @@
         </w:tblBorders>
       </w:tblPr>
       <w:tblGrid>
-        <w:gridCol w:w="4320"/>
-        <w:gridCol w:w="4320"/>
+        <w:gridCol w:w="5103"/>
+        <w:gridCol w:w="5103"/>
       </w:tblGrid>
       <w:tr>
         <w:tc>
           <w:tcPr>
-            <w:tcW w:type="dxa" w:w="4320"/>
+            <w:tcW w:type="dxa" w:w="5103"/>
           </w:tcPr>
           <w:p>
             <w:pPr>
@@ -1667,7 +1687,7 @@
         </w:tc>
         <w:tc>
           <w:tcPr>
-            <w:tcW w:type="dxa" w:w="4320"/>
+            <w:tcW w:type="dxa" w:w="5103"/>
           </w:tcPr>
           <w:p>
             <w:pPr>
@@ -1905,13 +1925,13 @@
         <w:tblLook w:firstColumn="1" w:firstRow="1" w:lastColumn="0" w:lastRow="0" w:noHBand="0" w:noVBand="1" w:val="04A0"/>
       </w:tblPr>
       <w:tblGrid>
-        <w:gridCol w:w="4320"/>
-        <w:gridCol w:w="4320"/>
+        <w:gridCol w:w="5103"/>
+        <w:gridCol w:w="5103"/>
       </w:tblGrid>
       <w:tr>
         <w:tc>
           <w:tcPr>
-            <w:tcW w:type="dxa" w:w="4320"/>
+            <w:tcW w:type="dxa" w:w="5103"/>
             <w:shd w:val="clear" w:fill="1C4076"/>
           </w:tcPr>
           <w:p>
@@ -1928,7 +1948,7 @@
         </w:tc>
         <w:tc>
           <w:tcPr>
-            <w:tcW w:type="dxa" w:w="4320"/>
+            <w:tcW w:type="dxa" w:w="5103"/>
             <w:shd w:val="clear" w:fill="1C4076"/>
           </w:tcPr>
           <w:p>
@@ -1947,7 +1967,7 @@
       <w:tr>
         <w:tc>
           <w:tcPr>
-            <w:tcW w:type="dxa" w:w="4320"/>
+            <w:tcW w:type="dxa" w:w="5103"/>
           </w:tcPr>
           <w:p>
             <w:r>
@@ -1992,7 +2012,7 @@
         </w:tc>
         <w:tc>
           <w:tcPr>
-            <w:tcW w:type="dxa" w:w="4320"/>
+            <w:tcW w:type="dxa" w:w="5103"/>
           </w:tcPr>
           <w:p>
             <w:r>
@@ -2038,10 +2058,10 @@
       </w:tr>
     </w:tbl>
     <w:sectPr>
-      <w:headerReference w:type="default" r:id="rId9"/>
-      <w:footerReference w:type="default" r:id="rId10"/>
-      <w:pgSz w:w="12240" w:h="15840"/>
-      <w:pgMar w:top="1440" w:right="1800" w:bottom="1440" w:left="1800" w:header="720" w:footer="720" w:gutter="0"/>
+      <w:headerReference w:type="default" r:id="rId10"/>
+      <w:footerReference w:type="default" r:id="rId11"/>
+      <w:pgSz w:w="11906" w:h="16838"/>
+      <w:pgMar w:top="1114" w:right="850" w:bottom="1134" w:left="850" w:header="360" w:footer="400" w:gutter="0"/>
       <w:cols w:space="720"/>
       <w:docGrid w:linePitch="360"/>
     </w:sectPr>
@@ -2055,6 +2075,9 @@
     <w:pPr>
       <w:pStyle w:val="Footer"/>
       <w:jc w:val="center"/>
+      <w:pBdr>
+        <w:top w:val="single" w:sz="4" w:space="6" w:color="C3E4EF"/>
+      </w:pBdr>
     </w:pPr>
     <w:r>
       <w:rPr>
@@ -2074,15 +2097,66 @@
   <w:p>
     <w:pPr>
       <w:pStyle w:val="Header"/>
-    </w:pPr>
+      <w:tabs>
+        <w:tab w:pos="9525" w:val="right"/>
+      </w:tabs>
+      <w:jc w:val="left"/>
+    </w:pPr>
+    <w:r>
+      <w:rPr>
+        <w:rFonts w:ascii="Avenir Next LT Pro" w:hAnsi="Avenir Next LT Pro"/>
+        <w:b/>
+        <w:color w:val="1C4076"/>
+        <w:sz w:val="16"/>
+      </w:rPr>
+      <w:t>BioMar Group</w:t>
+    </w:r>
+    <w:r>
+      <w:br/>
+    </w:r>
     <w:r>
       <w:rPr>
         <w:rFonts w:ascii="Avenir Next LT Pro" w:hAnsi="Avenir Next LT Pro"/>
         <w:b w:val="0"/>
-        <w:color w:val="6B87A4"/>
+        <w:color w:val="1C4076"/>
         <w:sz w:val="16"/>
       </w:rPr>
-      <w:t>BioMar Group   ·   Salary Policy Implementation</w:t>
+      <w:t>Salary Policy Implementation</w:t>
+    </w:r>
+    <w:r>
+      <w:tab/>
+      <w:drawing>
+        <wp:inline xmlns:a="http://schemas.openxmlformats.org/drawingml/2006/main" xmlns:pic="http://schemas.openxmlformats.org/drawingml/2006/picture">
+          <wp:extent cx="469475" cy="450000"/>
+          <wp:docPr id="1" name="Picture 1"/>
+          <wp:cNvGraphicFramePr>
+            <a:graphicFrameLocks noChangeAspect="1"/>
+          </wp:cNvGraphicFramePr>
+          <a:graphic>
+            <a:graphicData uri="http://schemas.openxmlformats.org/drawingml/2006/picture">
+              <pic:pic>
+                <pic:nvPicPr>
+                  <pic:cNvPr id="0" name="logo.png"/>
+                  <pic:cNvPicPr/>
+                </pic:nvPicPr>
+                <pic:blipFill>
+                  <a:blip r:embed="rId1"/>
+                  <a:stretch>
+                    <a:fillRect/>
+                  </a:stretch>
+                </pic:blipFill>
+                <pic:spPr>
+                  <a:xfrm>
+                    <a:off x="0" y="0"/>
+                    <a:ext cx="469475" cy="450000"/>
+                  </a:xfrm>
+                  <a:prstGeom prst="rect"/>
+                </pic:spPr>
+              </pic:pic>
+            </a:graphicData>
+          </a:graphic>
+        </wp:inline>
+      </w:drawing>
     </w:r>
   </w:p>
 </w:hdr>

--- a/docs/files/Salary_Policy_Implementation__Policy_2026-02.docx
+++ b/docs/files/Salary_Policy_Implementation__Policy_2026-02.docx
@@ -19,7 +19,7 @@
               <a:graphicData uri="http://schemas.openxmlformats.org/drawingml/2006/picture">
                 <pic:pic>
                   <pic:nvPicPr>
-                    <pic:cNvPr id="0" name="tmpv1p22pqn.png"/>
+                    <pic:cNvPr id="0" name="tmpouyy5ctg.png"/>
                     <pic:cNvPicPr/>
                   </pic:nvPicPr>
                   <pic:blipFill>
@@ -2061,7 +2061,7 @@
       <w:headerReference w:type="default" r:id="rId10"/>
       <w:footerReference w:type="default" r:id="rId11"/>
       <w:pgSz w:w="11906" w:h="16838"/>
-      <w:pgMar w:top="1114" w:right="850" w:bottom="1134" w:left="850" w:header="360" w:footer="400" w:gutter="0"/>
+      <w:pgMar w:top="2920" w:right="850" w:bottom="1134" w:left="850" w:header="680" w:footer="400" w:gutter="0"/>
       <w:cols w:space="720"/>
       <w:docGrid w:linePitch="360"/>
     </w:sectPr>
@@ -2083,8 +2083,8 @@
       <w:rPr>
         <w:rFonts w:ascii="Avenir Next LT Pro" w:hAnsi="Avenir Next LT Pro"/>
         <w:b w:val="0"/>
-        <w:color w:val="6B87A4"/>
-        <w:sz w:val="15"/>
+        <w:color w:val="1C4076"/>
+        <w:sz w:val="16"/>
       </w:rPr>
       <w:t>BioMar Group A/S · Kalkværksvej 16, 15. · 8000 Aarhus C · Denmark · Tel +45 86 20 49 70 · www.biomar.com</w:t>
     </w:r>
@@ -2097,15 +2097,13 @@
   <w:p>
     <w:pPr>
       <w:pStyle w:val="Header"/>
-      <w:tabs>
-        <w:tab w:pos="9525" w:val="right"/>
-      </w:tabs>
+      <w:spacing w:after="0"/>
       <w:jc w:val="left"/>
     </w:pPr>
     <w:r>
       <w:rPr>
         <w:rFonts w:ascii="Avenir Next LT Pro" w:hAnsi="Avenir Next LT Pro"/>
-        <w:b/>
+        <w:b w:val="0"/>
         <w:color w:val="1C4076"/>
         <w:sz w:val="16"/>
       </w:rPr>
@@ -2124,14 +2122,18 @@
       <w:t>Salary Policy Implementation</w:t>
     </w:r>
     <w:r>
-      <w:tab/>
       <w:drawing>
-        <wp:inline xmlns:a="http://schemas.openxmlformats.org/drawingml/2006/main" xmlns:pic="http://schemas.openxmlformats.org/drawingml/2006/picture">
-          <wp:extent cx="469475" cy="450000"/>
-          <wp:docPr id="1" name="Picture 1"/>
-          <wp:cNvGraphicFramePr>
-            <a:graphicFrameLocks noChangeAspect="1"/>
-          </wp:cNvGraphicFramePr>
+        <wp:anchor xmlns:a="http://schemas.openxmlformats.org/drawingml/2006/main" xmlns:pic="http://schemas.openxmlformats.org/drawingml/2006/picture" behindDoc="0" distT="0" distB="0" distL="0" distR="0" simplePos="0" locked="0" layoutInCell="1" allowOverlap="1" relativeHeight="2">
+          <wp:simplePos x="0" y="0"/>
+          <wp:positionH relativeFrom="page">
+            <wp:posOffset>5621985</wp:posOffset>
+          </wp:positionH>
+          <wp:positionV relativeFrom="page">
+            <wp:posOffset>212090</wp:posOffset>
+          </wp:positionV>
+          <wp:extent cx="1727200" cy="1654810"/>
+          <wp:wrapNone/>
+          <wp:docPr id="201" name="BioMar logo"/>
           <a:graphic>
             <a:graphicData uri="http://schemas.openxmlformats.org/drawingml/2006/picture">
               <pic:pic>
@@ -2148,14 +2150,14 @@
                 <pic:spPr>
                   <a:xfrm>
                     <a:off x="0" y="0"/>
-                    <a:ext cx="469475" cy="450000"/>
+                    <a:ext cx="1727200" cy="1654810"/>
                   </a:xfrm>
                   <a:prstGeom prst="rect"/>
                 </pic:spPr>
               </pic:pic>
             </a:graphicData>
           </a:graphic>
-        </wp:inline>
+        </wp:anchor>
       </w:drawing>
     </w:r>
   </w:p>

--- a/docs/files/Salary_Policy_Implementation__Policy_2026-02.docx
+++ b/docs/files/Salary_Policy_Implementation__Policy_2026-02.docx
@@ -19,7 +19,7 @@
               <a:graphicData uri="http://schemas.openxmlformats.org/drawingml/2006/picture">
                 <pic:pic>
                   <pic:nvPicPr>
-                    <pic:cNvPr id="0" name="tmpouyy5ctg.png"/>
+                    <pic:cNvPr id="0" name="tmpvaopl8a9.png"/>
                     <pic:cNvPicPr/>
                   </pic:nvPicPr>
                   <pic:blipFill>

--- a/docs/files/Salary_Policy_Implementation__Policy_2026-02.docx
+++ b/docs/files/Salary_Policy_Implementation__Policy_2026-02.docx
@@ -19,7 +19,7 @@
               <a:graphicData uri="http://schemas.openxmlformats.org/drawingml/2006/picture">
                 <pic:pic>
                   <pic:nvPicPr>
-                    <pic:cNvPr id="0" name="tmpvaopl8a9.png"/>
+                    <pic:cNvPr id="0" name="tmp0rkp3zw0.png"/>
                     <pic:cNvPicPr/>
                   </pic:nvPicPr>
                   <pic:blipFill>

--- a/docs/files/Salary_Policy_Implementation__Policy_2026-02.docx
+++ b/docs/files/Salary_Policy_Implementation__Policy_2026-02.docx
@@ -19,7 +19,7 @@
               <a:graphicData uri="http://schemas.openxmlformats.org/drawingml/2006/picture">
                 <pic:pic>
                   <pic:nvPicPr>
-                    <pic:cNvPr id="0" name="tmp0rkp3zw0.png"/>
+                    <pic:cNvPr id="0" name="tmp9kulabkw.png"/>
                     <pic:cNvPicPr/>
                   </pic:nvPicPr>
                   <pic:blipFill>
@@ -61,6 +61,7 @@
         <w:rPr>
           <w:rFonts w:ascii="Avenir Next LT Pro" w:hAnsi="Avenir Next LT Pro"/>
           <w:b w:val="0"/>
+          <w:i w:val="0"/>
           <w:color w:val="1C4076"/>
           <w:sz w:val="22"/>
         </w:rPr>
@@ -76,6 +77,7 @@
         <w:rPr>
           <w:rFonts w:ascii="Avenir Next LT Pro" w:hAnsi="Avenir Next LT Pro"/>
           <w:b w:val="0"/>
+          <w:i w:val="0"/>
           <w:color w:val="1C4076"/>
           <w:sz w:val="22"/>
         </w:rPr>
@@ -91,6 +93,7 @@
         <w:rPr>
           <w:rFonts w:ascii="Avenir Next LT Pro" w:hAnsi="Avenir Next LT Pro"/>
           <w:b w:val="0"/>
+          <w:i w:val="0"/>
           <w:color w:val="1C4076"/>
           <w:sz w:val="22"/>
         </w:rPr>
@@ -106,6 +109,7 @@
         <w:rPr>
           <w:rFonts w:ascii="Avenir Next LT Pro" w:hAnsi="Avenir Next LT Pro"/>
           <w:b w:val="0"/>
+          <w:i w:val="0"/>
           <w:color w:val="1C4076"/>
           <w:sz w:val="22"/>
         </w:rPr>
@@ -121,6 +125,7 @@
         <w:rPr>
           <w:rFonts w:ascii="Avenir Next LT Pro" w:hAnsi="Avenir Next LT Pro"/>
           <w:b/>
+          <w:i w:val="0"/>
           <w:color w:val="1C4076"/>
           <w:sz w:val="28"/>
         </w:rPr>
@@ -136,6 +141,7 @@
         <w:rPr>
           <w:rFonts w:ascii="Avenir Next LT Pro" w:hAnsi="Avenir Next LT Pro"/>
           <w:b w:val="0"/>
+          <w:i w:val="0"/>
           <w:color w:val="1C4076"/>
           <w:sz w:val="22"/>
         </w:rPr>
@@ -151,6 +157,7 @@
         <w:rPr>
           <w:rFonts w:ascii="Avenir Next LT Pro" w:hAnsi="Avenir Next LT Pro"/>
           <w:b w:val="0"/>
+          <w:i w:val="0"/>
           <w:color w:val="1C4076"/>
           <w:sz w:val="22"/>
         </w:rPr>
@@ -166,6 +173,7 @@
         <w:rPr>
           <w:rFonts w:ascii="Avenir Next LT Pro" w:hAnsi="Avenir Next LT Pro"/>
           <w:b/>
+          <w:i w:val="0"/>
           <w:color w:val="1C4076"/>
           <w:sz w:val="28"/>
         </w:rPr>
@@ -181,6 +189,7 @@
         <w:rPr>
           <w:rFonts w:ascii="Avenir Next LT Pro" w:hAnsi="Avenir Next LT Pro"/>
           <w:b w:val="0"/>
+          <w:i w:val="0"/>
           <w:color w:val="1C4076"/>
           <w:sz w:val="22"/>
         </w:rPr>
@@ -196,6 +205,7 @@
         <w:rPr>
           <w:rFonts w:ascii="Avenir Next LT Pro" w:hAnsi="Avenir Next LT Pro"/>
           <w:b w:val="0"/>
+          <w:i w:val="0"/>
           <w:color w:val="1C4076"/>
           <w:sz w:val="22"/>
         </w:rPr>
@@ -211,6 +221,7 @@
         <w:rPr>
           <w:rFonts w:ascii="Avenir Next LT Pro" w:hAnsi="Avenir Next LT Pro"/>
           <w:b w:val="0"/>
+          <w:i w:val="0"/>
           <w:color w:val="1C4076"/>
           <w:sz w:val="22"/>
         </w:rPr>
@@ -226,6 +237,7 @@
         <w:rPr>
           <w:rFonts w:ascii="Avenir Next LT Pro" w:hAnsi="Avenir Next LT Pro"/>
           <w:b w:val="0"/>
+          <w:i w:val="0"/>
           <w:color w:val="1C4076"/>
           <w:sz w:val="22"/>
         </w:rPr>
@@ -241,6 +253,7 @@
         <w:rPr>
           <w:rFonts w:ascii="Avenir Next LT Pro" w:hAnsi="Avenir Next LT Pro"/>
           <w:b/>
+          <w:i w:val="0"/>
           <w:color w:val="1C4076"/>
           <w:sz w:val="28"/>
         </w:rPr>
@@ -256,6 +269,7 @@
         <w:rPr>
           <w:rFonts w:ascii="Avenir Next LT Pro" w:hAnsi="Avenir Next LT Pro"/>
           <w:b w:val="0"/>
+          <w:i w:val="0"/>
           <w:color w:val="1C4076"/>
           <w:sz w:val="22"/>
         </w:rPr>
@@ -271,6 +285,7 @@
         <w:rPr>
           <w:rFonts w:ascii="Avenir Next LT Pro" w:hAnsi="Avenir Next LT Pro"/>
           <w:b w:val="0"/>
+          <w:i w:val="0"/>
           <w:color w:val="1C4076"/>
           <w:sz w:val="22"/>
         </w:rPr>
@@ -286,6 +301,7 @@
         <w:rPr>
           <w:rFonts w:ascii="Avenir Next LT Pro" w:hAnsi="Avenir Next LT Pro"/>
           <w:b w:val="0"/>
+          <w:i w:val="0"/>
           <w:color w:val="1C4076"/>
           <w:sz w:val="22"/>
         </w:rPr>
@@ -301,6 +317,7 @@
         <w:rPr>
           <w:rFonts w:ascii="Avenir Next LT Pro" w:hAnsi="Avenir Next LT Pro"/>
           <w:b w:val="0"/>
+          <w:i w:val="0"/>
           <w:color w:val="1C4076"/>
           <w:sz w:val="22"/>
         </w:rPr>
@@ -316,6 +333,7 @@
         <w:rPr>
           <w:rFonts w:ascii="Avenir Next LT Pro" w:hAnsi="Avenir Next LT Pro"/>
           <w:b w:val="0"/>
+          <w:i w:val="0"/>
           <w:color w:val="1C4076"/>
           <w:sz w:val="22"/>
         </w:rPr>
@@ -331,6 +349,7 @@
         <w:rPr>
           <w:rFonts w:ascii="Avenir Next LT Pro" w:hAnsi="Avenir Next LT Pro"/>
           <w:b w:val="0"/>
+          <w:i w:val="0"/>
           <w:color w:val="1C4076"/>
           <w:sz w:val="22"/>
         </w:rPr>
@@ -368,6 +387,7 @@
               <w:rPr>
                 <w:rFonts w:ascii="Avenir Next LT Pro" w:hAnsi="Avenir Next LT Pro"/>
                 <w:b/>
+                <w:i w:val="0"/>
                 <w:color w:val="1C4076"/>
                 <w:sz w:val="24"/>
               </w:rPr>
@@ -382,6 +402,7 @@
               <w:rPr>
                 <w:rFonts w:ascii="Avenir Next LT Pro" w:hAnsi="Avenir Next LT Pro"/>
                 <w:b w:val="0"/>
+                <w:i w:val="0"/>
                 <w:color w:val="1C4076"/>
                 <w:sz w:val="20"/>
               </w:rPr>
@@ -396,6 +417,7 @@
               <w:rPr>
                 <w:rFonts w:ascii="Avenir Next LT Pro" w:hAnsi="Avenir Next LT Pro"/>
                 <w:b w:val="0"/>
+                <w:i w:val="0"/>
                 <w:color w:val="1C4076"/>
                 <w:sz w:val="20"/>
               </w:rPr>
@@ -410,6 +432,7 @@
               <w:rPr>
                 <w:rFonts w:ascii="Avenir Next LT Pro" w:hAnsi="Avenir Next LT Pro"/>
                 <w:b w:val="0"/>
+                <w:i w:val="0"/>
                 <w:color w:val="1C4076"/>
                 <w:sz w:val="20"/>
               </w:rPr>
@@ -424,6 +447,7 @@
               <w:rPr>
                 <w:rFonts w:ascii="Avenir Next LT Pro" w:hAnsi="Avenir Next LT Pro"/>
                 <w:b w:val="0"/>
+                <w:i w:val="0"/>
                 <w:color w:val="1C4076"/>
                 <w:sz w:val="20"/>
               </w:rPr>
@@ -438,6 +462,7 @@
               <w:rPr>
                 <w:rFonts w:ascii="Avenir Next LT Pro" w:hAnsi="Avenir Next LT Pro"/>
                 <w:b/>
+                <w:i w:val="0"/>
                 <w:color w:val="1C4076"/>
                 <w:sz w:val="21"/>
               </w:rPr>
@@ -452,6 +477,7 @@
               <w:rPr>
                 <w:rFonts w:ascii="Avenir Next LT Pro" w:hAnsi="Avenir Next LT Pro"/>
                 <w:b w:val="0"/>
+                <w:i w:val="0"/>
                 <w:color w:val="1C4076"/>
                 <w:sz w:val="20"/>
               </w:rPr>
@@ -466,6 +492,7 @@
               <w:rPr>
                 <w:rFonts w:ascii="Avenir Next LT Pro" w:hAnsi="Avenir Next LT Pro"/>
                 <w:b w:val="0"/>
+                <w:i w:val="0"/>
                 <w:color w:val="1C4076"/>
                 <w:sz w:val="20"/>
               </w:rPr>
@@ -480,6 +507,7 @@
               <w:rPr>
                 <w:rFonts w:ascii="Avenir Next LT Pro" w:hAnsi="Avenir Next LT Pro"/>
                 <w:b w:val="0"/>
+                <w:i w:val="0"/>
                 <w:color w:val="1C4076"/>
                 <w:sz w:val="20"/>
               </w:rPr>
@@ -494,6 +522,7 @@
               <w:rPr>
                 <w:rFonts w:ascii="Avenir Next LT Pro" w:hAnsi="Avenir Next LT Pro"/>
                 <w:b w:val="0"/>
+                <w:i w:val="0"/>
                 <w:color w:val="1C4076"/>
                 <w:sz w:val="20"/>
               </w:rPr>
@@ -508,6 +537,7 @@
               <w:rPr>
                 <w:rFonts w:ascii="Avenir Next LT Pro" w:hAnsi="Avenir Next LT Pro"/>
                 <w:b/>
+                <w:i w:val="0"/>
                 <w:color w:val="1C4076"/>
                 <w:sz w:val="20"/>
               </w:rPr>
@@ -522,6 +552,7 @@
               <w:rPr>
                 <w:rFonts w:ascii="Avenir Next LT Pro" w:hAnsi="Avenir Next LT Pro"/>
                 <w:b/>
+                <w:i w:val="0"/>
                 <w:color w:val="1C4076"/>
                 <w:sz w:val="20"/>
               </w:rPr>
@@ -536,6 +567,7 @@
               <w:rPr>
                 <w:rFonts w:ascii="Avenir Next LT Pro" w:hAnsi="Avenir Next LT Pro"/>
                 <w:b w:val="0"/>
+                <w:i w:val="0"/>
                 <w:color w:val="1C4076"/>
                 <w:sz w:val="20"/>
               </w:rPr>
@@ -550,6 +582,7 @@
               <w:rPr>
                 <w:rFonts w:ascii="Avenir Next LT Pro" w:hAnsi="Avenir Next LT Pro"/>
                 <w:b w:val="0"/>
+                <w:i w:val="0"/>
                 <w:color w:val="1C4076"/>
                 <w:sz w:val="20"/>
               </w:rPr>
@@ -570,6 +603,7 @@
               <w:rPr>
                 <w:rFonts w:ascii="Avenir Next LT Pro" w:hAnsi="Avenir Next LT Pro"/>
                 <w:b/>
+                <w:i w:val="0"/>
                 <w:color w:val="1C4076"/>
                 <w:sz w:val="20"/>
               </w:rPr>
@@ -584,6 +618,7 @@
               <w:rPr>
                 <w:rFonts w:ascii="Avenir Next LT Pro" w:hAnsi="Avenir Next LT Pro"/>
                 <w:b w:val="0"/>
+                <w:i w:val="0"/>
                 <w:color w:val="1C4076"/>
                 <w:sz w:val="20"/>
               </w:rPr>
@@ -602,6 +637,7 @@
         <w:rPr>
           <w:rFonts w:ascii="Avenir Next LT Pro" w:hAnsi="Avenir Next LT Pro"/>
           <w:b w:val="0"/>
+          <w:i w:val="0"/>
           <w:color w:val="1C4076"/>
           <w:sz w:val="22"/>
         </w:rPr>
@@ -617,6 +653,7 @@
         <w:rPr>
           <w:rFonts w:ascii="Avenir Next LT Pro" w:hAnsi="Avenir Next LT Pro"/>
           <w:b w:val="0"/>
+          <w:i w:val="0"/>
           <w:color w:val="1C4076"/>
           <w:sz w:val="22"/>
         </w:rPr>
@@ -632,6 +669,7 @@
         <w:rPr>
           <w:rFonts w:ascii="Avenir Next LT Pro" w:hAnsi="Avenir Next LT Pro"/>
           <w:b w:val="0"/>
+          <w:i w:val="0"/>
           <w:color w:val="1C4076"/>
           <w:sz w:val="22"/>
         </w:rPr>
@@ -647,6 +685,7 @@
         <w:rPr>
           <w:rFonts w:ascii="Avenir Next LT Pro" w:hAnsi="Avenir Next LT Pro"/>
           <w:b w:val="0"/>
+          <w:i w:val="0"/>
           <w:color w:val="1C4076"/>
           <w:sz w:val="22"/>
         </w:rPr>
@@ -662,6 +701,7 @@
         <w:rPr>
           <w:rFonts w:ascii="Avenir Next LT Pro" w:hAnsi="Avenir Next LT Pro"/>
           <w:b w:val="0"/>
+          <w:i w:val="0"/>
           <w:color w:val="1C4076"/>
           <w:sz w:val="22"/>
         </w:rPr>
@@ -677,6 +717,7 @@
         <w:rPr>
           <w:rFonts w:ascii="Avenir Next LT Pro" w:hAnsi="Avenir Next LT Pro"/>
           <w:b/>
+          <w:i w:val="0"/>
           <w:color w:val="1C4076"/>
           <w:sz w:val="24"/>
         </w:rPr>
@@ -692,6 +733,7 @@
         <w:rPr>
           <w:rFonts w:ascii="Avenir Next LT Pro" w:hAnsi="Avenir Next LT Pro"/>
           <w:b w:val="0"/>
+          <w:i w:val="0"/>
           <w:color w:val="1C4076"/>
           <w:sz w:val="22"/>
         </w:rPr>
@@ -707,6 +749,7 @@
         <w:rPr>
           <w:rFonts w:ascii="Avenir Next LT Pro" w:hAnsi="Avenir Next LT Pro"/>
           <w:b w:val="0"/>
+          <w:i w:val="0"/>
           <w:color w:val="1C4076"/>
           <w:sz w:val="22"/>
         </w:rPr>
@@ -722,6 +765,7 @@
         <w:rPr>
           <w:rFonts w:ascii="Avenir Next LT Pro" w:hAnsi="Avenir Next LT Pro"/>
           <w:b w:val="0"/>
+          <w:i w:val="0"/>
           <w:color w:val="1C4076"/>
           <w:sz w:val="22"/>
         </w:rPr>
@@ -737,6 +781,7 @@
         <w:rPr>
           <w:rFonts w:ascii="Avenir Next LT Pro" w:hAnsi="Avenir Next LT Pro"/>
           <w:b w:val="0"/>
+          <w:i w:val="0"/>
           <w:color w:val="1C4076"/>
           <w:sz w:val="22"/>
         </w:rPr>
@@ -752,6 +797,7 @@
         <w:rPr>
           <w:rFonts w:ascii="Avenir Next LT Pro" w:hAnsi="Avenir Next LT Pro"/>
           <w:b w:val="0"/>
+          <w:i w:val="0"/>
           <w:color w:val="1C4076"/>
           <w:sz w:val="22"/>
         </w:rPr>
@@ -767,6 +813,7 @@
         <w:rPr>
           <w:rFonts w:ascii="Avenir Next LT Pro" w:hAnsi="Avenir Next LT Pro"/>
           <w:b w:val="0"/>
+          <w:i w:val="0"/>
           <w:color w:val="1C4076"/>
           <w:sz w:val="22"/>
         </w:rPr>
@@ -782,6 +829,7 @@
         <w:rPr>
           <w:rFonts w:ascii="Avenir Next LT Pro" w:hAnsi="Avenir Next LT Pro"/>
           <w:b w:val="0"/>
+          <w:i w:val="0"/>
           <w:color w:val="1C4076"/>
           <w:sz w:val="22"/>
         </w:rPr>
@@ -797,6 +845,7 @@
         <w:rPr>
           <w:rFonts w:ascii="Avenir Next LT Pro" w:hAnsi="Avenir Next LT Pro"/>
           <w:b w:val="0"/>
+          <w:i w:val="0"/>
           <w:color w:val="1C4076"/>
           <w:sz w:val="22"/>
         </w:rPr>
@@ -812,6 +861,7 @@
         <w:rPr>
           <w:rFonts w:ascii="Avenir Next LT Pro" w:hAnsi="Avenir Next LT Pro"/>
           <w:b w:val="0"/>
+          <w:i w:val="0"/>
           <w:color w:val="1C4076"/>
           <w:sz w:val="22"/>
         </w:rPr>
@@ -827,6 +877,7 @@
         <w:rPr>
           <w:rFonts w:ascii="Avenir Next LT Pro" w:hAnsi="Avenir Next LT Pro"/>
           <w:b w:val="0"/>
+          <w:i w:val="0"/>
           <w:color w:val="1C4076"/>
           <w:sz w:val="22"/>
         </w:rPr>
@@ -842,6 +893,7 @@
         <w:rPr>
           <w:rFonts w:ascii="Avenir Next LT Pro" w:hAnsi="Avenir Next LT Pro"/>
           <w:b/>
+          <w:i w:val="0"/>
           <w:color w:val="1C4076"/>
           <w:sz w:val="22"/>
         </w:rPr>
@@ -857,6 +909,7 @@
         <w:rPr>
           <w:rFonts w:ascii="Avenir Next LT Pro" w:hAnsi="Avenir Next LT Pro"/>
           <w:b w:val="0"/>
+          <w:i w:val="0"/>
           <w:color w:val="1C4076"/>
           <w:sz w:val="22"/>
         </w:rPr>
@@ -888,6 +941,7 @@
               <w:rPr>
                 <w:rFonts w:ascii="Avenir Next LT Pro" w:hAnsi="Avenir Next LT Pro"/>
                 <w:b/>
+                <w:i w:val="0"/>
                 <w:color w:val="FFFFFF"/>
                 <w:sz w:val="17"/>
               </w:rPr>
@@ -906,6 +960,7 @@
               <w:rPr>
                 <w:rFonts w:ascii="Avenir Next LT Pro" w:hAnsi="Avenir Next LT Pro"/>
                 <w:b/>
+                <w:i w:val="0"/>
                 <w:color w:val="FFFFFF"/>
                 <w:sz w:val="17"/>
               </w:rPr>
@@ -923,6 +978,7 @@
               <w:rPr>
                 <w:rFonts w:ascii="Avenir Next LT Pro" w:hAnsi="Avenir Next LT Pro"/>
                 <w:b/>
+                <w:i w:val="0"/>
                 <w:color w:val="FFFFFF"/>
                 <w:sz w:val="17"/>
               </w:rPr>
@@ -940,6 +996,7 @@
               <w:rPr>
                 <w:rFonts w:ascii="Avenir Next LT Pro" w:hAnsi="Avenir Next LT Pro"/>
                 <w:b/>
+                <w:i w:val="0"/>
                 <w:color w:val="FFFFFF"/>
                 <w:sz w:val="17"/>
               </w:rPr>
@@ -958,6 +1015,7 @@
               <w:rPr>
                 <w:rFonts w:ascii="Avenir Next LT Pro" w:hAnsi="Avenir Next LT Pro"/>
                 <w:b w:val="0"/>
+                <w:i w:val="0"/>
                 <w:color w:val="1C4076"/>
                 <w:sz w:val="17"/>
               </w:rPr>
@@ -975,6 +1033,7 @@
               <w:rPr>
                 <w:rFonts w:ascii="Avenir Next LT Pro" w:hAnsi="Avenir Next LT Pro"/>
                 <w:b w:val="0"/>
+                <w:i w:val="0"/>
                 <w:color w:val="1C4076"/>
                 <w:sz w:val="17"/>
               </w:rPr>
@@ -992,6 +1051,7 @@
               <w:rPr>
                 <w:rFonts w:ascii="Avenir Next LT Pro" w:hAnsi="Avenir Next LT Pro"/>
                 <w:b w:val="0"/>
+                <w:i w:val="0"/>
                 <w:color w:val="1C4076"/>
                 <w:sz w:val="17"/>
               </w:rPr>
@@ -1009,6 +1069,7 @@
               <w:rPr>
                 <w:rFonts w:ascii="Avenir Next LT Pro" w:hAnsi="Avenir Next LT Pro"/>
                 <w:b w:val="0"/>
+                <w:i w:val="0"/>
                 <w:color w:val="1C4076"/>
                 <w:sz w:val="17"/>
               </w:rPr>
@@ -1028,6 +1089,7 @@
               <w:rPr>
                 <w:rFonts w:ascii="Avenir Next LT Pro" w:hAnsi="Avenir Next LT Pro"/>
                 <w:b w:val="0"/>
+                <w:i w:val="0"/>
                 <w:color w:val="1C4076"/>
                 <w:sz w:val="17"/>
               </w:rPr>
@@ -1045,6 +1107,7 @@
               <w:rPr>
                 <w:rFonts w:ascii="Avenir Next LT Pro" w:hAnsi="Avenir Next LT Pro"/>
                 <w:b w:val="0"/>
+                <w:i w:val="0"/>
                 <w:color w:val="1C4076"/>
                 <w:sz w:val="17"/>
               </w:rPr>
@@ -1062,6 +1125,7 @@
               <w:rPr>
                 <w:rFonts w:ascii="Avenir Next LT Pro" w:hAnsi="Avenir Next LT Pro"/>
                 <w:b w:val="0"/>
+                <w:i w:val="0"/>
                 <w:color w:val="1C4076"/>
                 <w:sz w:val="17"/>
               </w:rPr>
@@ -1079,6 +1143,7 @@
               <w:rPr>
                 <w:rFonts w:ascii="Avenir Next LT Pro" w:hAnsi="Avenir Next LT Pro"/>
                 <w:b w:val="0"/>
+                <w:i w:val="0"/>
                 <w:color w:val="1C4076"/>
                 <w:sz w:val="17"/>
               </w:rPr>
@@ -1097,6 +1162,7 @@
         <w:rPr>
           <w:rFonts w:ascii="Avenir Next LT Pro" w:hAnsi="Avenir Next LT Pro"/>
           <w:b w:val="0"/>
+          <w:i w:val="0"/>
           <w:color w:val="1C4076"/>
           <w:sz w:val="22"/>
         </w:rPr>
@@ -1112,6 +1178,7 @@
         <w:rPr>
           <w:rFonts w:ascii="Avenir Next LT Pro" w:hAnsi="Avenir Next LT Pro"/>
           <w:b/>
+          <w:i w:val="0"/>
           <w:color w:val="1C4076"/>
           <w:sz w:val="22"/>
         </w:rPr>
@@ -1127,6 +1194,7 @@
         <w:rPr>
           <w:rFonts w:ascii="Avenir Next LT Pro" w:hAnsi="Avenir Next LT Pro"/>
           <w:b w:val="0"/>
+          <w:i w:val="0"/>
           <w:color w:val="1C4076"/>
           <w:sz w:val="22"/>
         </w:rPr>
@@ -1142,6 +1210,7 @@
         <w:rPr>
           <w:rFonts w:ascii="Avenir Next LT Pro" w:hAnsi="Avenir Next LT Pro"/>
           <w:b/>
+          <w:i w:val="0"/>
           <w:color w:val="1C4076"/>
           <w:sz w:val="28"/>
         </w:rPr>
@@ -1157,6 +1226,7 @@
         <w:rPr>
           <w:rFonts w:ascii="Avenir Next LT Pro" w:hAnsi="Avenir Next LT Pro"/>
           <w:b w:val="0"/>
+          <w:i w:val="0"/>
           <w:color w:val="1C4076"/>
           <w:sz w:val="22"/>
         </w:rPr>
@@ -1172,6 +1242,7 @@
         <w:rPr>
           <w:rFonts w:ascii="Avenir Next LT Pro" w:hAnsi="Avenir Next LT Pro"/>
           <w:b w:val="0"/>
+          <w:i w:val="0"/>
           <w:color w:val="1C4076"/>
           <w:sz w:val="22"/>
         </w:rPr>
@@ -1187,6 +1258,7 @@
         <w:rPr>
           <w:rFonts w:ascii="Avenir Next LT Pro" w:hAnsi="Avenir Next LT Pro"/>
           <w:b w:val="0"/>
+          <w:i w:val="0"/>
           <w:color w:val="1C4076"/>
           <w:sz w:val="22"/>
         </w:rPr>
@@ -1202,6 +1274,7 @@
         <w:rPr>
           <w:rFonts w:ascii="Avenir Next LT Pro" w:hAnsi="Avenir Next LT Pro"/>
           <w:b w:val="0"/>
+          <w:i w:val="0"/>
           <w:color w:val="1C4076"/>
           <w:sz w:val="22"/>
         </w:rPr>
@@ -1217,6 +1290,7 @@
         <w:rPr>
           <w:rFonts w:ascii="Avenir Next LT Pro" w:hAnsi="Avenir Next LT Pro"/>
           <w:b/>
+          <w:i w:val="0"/>
           <w:color w:val="1C4076"/>
           <w:sz w:val="28"/>
         </w:rPr>
@@ -1232,6 +1306,7 @@
         <w:rPr>
           <w:rFonts w:ascii="Avenir Next LT Pro" w:hAnsi="Avenir Next LT Pro"/>
           <w:b w:val="0"/>
+          <w:i w:val="0"/>
           <w:color w:val="1C4076"/>
           <w:sz w:val="22"/>
         </w:rPr>
@@ -1247,6 +1322,7 @@
         <w:rPr>
           <w:rFonts w:ascii="Avenir Next LT Pro" w:hAnsi="Avenir Next LT Pro"/>
           <w:b w:val="0"/>
+          <w:i w:val="0"/>
           <w:color w:val="1C4076"/>
           <w:sz w:val="22"/>
         </w:rPr>
@@ -1278,6 +1354,7 @@
               <w:rPr>
                 <w:rFonts w:ascii="Avenir Next LT Pro" w:hAnsi="Avenir Next LT Pro"/>
                 <w:b/>
+                <w:i w:val="0"/>
                 <w:color w:val="FFFFFF"/>
                 <w:sz w:val="17"/>
               </w:rPr>
@@ -1296,6 +1373,7 @@
               <w:rPr>
                 <w:rFonts w:ascii="Avenir Next LT Pro" w:hAnsi="Avenir Next LT Pro"/>
                 <w:b/>
+                <w:i w:val="0"/>
                 <w:color w:val="FFFFFF"/>
                 <w:sz w:val="17"/>
               </w:rPr>
@@ -1313,6 +1391,7 @@
               <w:rPr>
                 <w:rFonts w:ascii="Avenir Next LT Pro" w:hAnsi="Avenir Next LT Pro"/>
                 <w:b/>
+                <w:i w:val="0"/>
                 <w:color w:val="FFFFFF"/>
                 <w:sz w:val="17"/>
               </w:rPr>
@@ -1330,6 +1409,7 @@
               <w:rPr>
                 <w:rFonts w:ascii="Avenir Next LT Pro" w:hAnsi="Avenir Next LT Pro"/>
                 <w:b/>
+                <w:i w:val="0"/>
                 <w:color w:val="FFFFFF"/>
                 <w:sz w:val="17"/>
               </w:rPr>
@@ -1348,6 +1428,7 @@
               <w:rPr>
                 <w:rFonts w:ascii="Avenir Next LT Pro" w:hAnsi="Avenir Next LT Pro"/>
                 <w:b w:val="0"/>
+                <w:i w:val="0"/>
                 <w:color w:val="1C4076"/>
                 <w:sz w:val="17"/>
               </w:rPr>
@@ -1365,6 +1446,7 @@
               <w:rPr>
                 <w:rFonts w:ascii="Avenir Next LT Pro" w:hAnsi="Avenir Next LT Pro"/>
                 <w:b w:val="0"/>
+                <w:i w:val="0"/>
                 <w:color w:val="1C4076"/>
                 <w:sz w:val="17"/>
               </w:rPr>
@@ -1382,6 +1464,7 @@
               <w:rPr>
                 <w:rFonts w:ascii="Avenir Next LT Pro" w:hAnsi="Avenir Next LT Pro"/>
                 <w:b w:val="0"/>
+                <w:i w:val="0"/>
                 <w:color w:val="1C4076"/>
                 <w:sz w:val="17"/>
               </w:rPr>
@@ -1399,6 +1482,7 @@
               <w:rPr>
                 <w:rFonts w:ascii="Avenir Next LT Pro" w:hAnsi="Avenir Next LT Pro"/>
                 <w:b w:val="0"/>
+                <w:i w:val="0"/>
                 <w:color w:val="1C4076"/>
                 <w:sz w:val="17"/>
               </w:rPr>
@@ -1418,6 +1502,7 @@
               <w:rPr>
                 <w:rFonts w:ascii="Avenir Next LT Pro" w:hAnsi="Avenir Next LT Pro"/>
                 <w:b w:val="0"/>
+                <w:i w:val="0"/>
                 <w:color w:val="1C4076"/>
                 <w:sz w:val="17"/>
               </w:rPr>
@@ -1435,6 +1520,7 @@
               <w:rPr>
                 <w:rFonts w:ascii="Avenir Next LT Pro" w:hAnsi="Avenir Next LT Pro"/>
                 <w:b w:val="0"/>
+                <w:i w:val="0"/>
                 <w:color w:val="1C4076"/>
                 <w:sz w:val="17"/>
               </w:rPr>
@@ -1452,6 +1538,7 @@
               <w:rPr>
                 <w:rFonts w:ascii="Avenir Next LT Pro" w:hAnsi="Avenir Next LT Pro"/>
                 <w:b w:val="0"/>
+                <w:i w:val="0"/>
                 <w:color w:val="1C4076"/>
                 <w:sz w:val="17"/>
               </w:rPr>
@@ -1469,6 +1556,7 @@
               <w:rPr>
                 <w:rFonts w:ascii="Avenir Next LT Pro" w:hAnsi="Avenir Next LT Pro"/>
                 <w:b w:val="0"/>
+                <w:i w:val="0"/>
                 <w:color w:val="1C4076"/>
                 <w:sz w:val="17"/>
               </w:rPr>
@@ -1488,6 +1576,7 @@
               <w:rPr>
                 <w:rFonts w:ascii="Avenir Next LT Pro" w:hAnsi="Avenir Next LT Pro"/>
                 <w:b w:val="0"/>
+                <w:i w:val="0"/>
                 <w:color w:val="1C4076"/>
                 <w:sz w:val="17"/>
               </w:rPr>
@@ -1505,6 +1594,7 @@
               <w:rPr>
                 <w:rFonts w:ascii="Avenir Next LT Pro" w:hAnsi="Avenir Next LT Pro"/>
                 <w:b w:val="0"/>
+                <w:i w:val="0"/>
                 <w:color w:val="1C4076"/>
                 <w:sz w:val="17"/>
               </w:rPr>
@@ -1522,6 +1612,7 @@
               <w:rPr>
                 <w:rFonts w:ascii="Avenir Next LT Pro" w:hAnsi="Avenir Next LT Pro"/>
                 <w:b w:val="0"/>
+                <w:i w:val="0"/>
                 <w:color w:val="1C4076"/>
                 <w:sz w:val="17"/>
               </w:rPr>
@@ -1539,6 +1630,7 @@
               <w:rPr>
                 <w:rFonts w:ascii="Avenir Next LT Pro" w:hAnsi="Avenir Next LT Pro"/>
                 <w:b w:val="0"/>
+                <w:i w:val="0"/>
                 <w:color w:val="1C4076"/>
                 <w:sz w:val="17"/>
               </w:rPr>
@@ -1558,6 +1650,7 @@
               <w:rPr>
                 <w:rFonts w:ascii="Avenir Next LT Pro" w:hAnsi="Avenir Next LT Pro"/>
                 <w:b w:val="0"/>
+                <w:i w:val="0"/>
                 <w:color w:val="1C4076"/>
                 <w:sz w:val="17"/>
               </w:rPr>
@@ -1575,6 +1668,7 @@
               <w:rPr>
                 <w:rFonts w:ascii="Avenir Next LT Pro" w:hAnsi="Avenir Next LT Pro"/>
                 <w:b w:val="0"/>
+                <w:i w:val="0"/>
                 <w:color w:val="1C4076"/>
                 <w:sz w:val="17"/>
               </w:rPr>
@@ -1592,6 +1686,7 @@
               <w:rPr>
                 <w:rFonts w:ascii="Avenir Next LT Pro" w:hAnsi="Avenir Next LT Pro"/>
                 <w:b w:val="0"/>
+                <w:i w:val="0"/>
                 <w:color w:val="1C4076"/>
                 <w:sz w:val="17"/>
               </w:rPr>
@@ -1609,6 +1704,7 @@
               <w:rPr>
                 <w:rFonts w:ascii="Avenir Next LT Pro" w:hAnsi="Avenir Next LT Pro"/>
                 <w:b w:val="0"/>
+                <w:i w:val="0"/>
                 <w:color w:val="1C4076"/>
                 <w:sz w:val="17"/>
               </w:rPr>
@@ -1627,6 +1723,7 @@
         <w:rPr>
           <w:rFonts w:ascii="Avenir Next LT Pro" w:hAnsi="Avenir Next LT Pro"/>
           <w:b w:val="0"/>
+          <w:i w:val="0"/>
           <w:color w:val="1C4076"/>
           <w:sz w:val="22"/>
         </w:rPr>
@@ -1664,6 +1761,7 @@
               <w:rPr>
                 <w:rFonts w:ascii="Avenir Next LT Pro" w:hAnsi="Avenir Next LT Pro"/>
                 <w:b w:val="0"/>
+                <w:i w:val="0"/>
                 <w:color w:val="1C4076"/>
                 <w:sz w:val="20"/>
               </w:rPr>
@@ -1678,6 +1776,7 @@
               <w:rPr>
                 <w:rFonts w:ascii="Avenir Next LT Pro" w:hAnsi="Avenir Next LT Pro"/>
                 <w:b w:val="0"/>
+                <w:i w:val="0"/>
                 <w:color w:val="1C4076"/>
                 <w:sz w:val="20"/>
               </w:rPr>
@@ -1698,6 +1797,7 @@
               <w:rPr>
                 <w:rFonts w:ascii="Avenir Next LT Pro" w:hAnsi="Avenir Next LT Pro"/>
                 <w:b w:val="0"/>
+                <w:i w:val="0"/>
                 <w:color w:val="1C4076"/>
                 <w:sz w:val="20"/>
               </w:rPr>
@@ -1712,6 +1812,7 @@
               <w:rPr>
                 <w:rFonts w:ascii="Avenir Next LT Pro" w:hAnsi="Avenir Next LT Pro"/>
                 <w:b w:val="0"/>
+                <w:i w:val="0"/>
                 <w:color w:val="1C4076"/>
                 <w:sz w:val="20"/>
               </w:rPr>
@@ -1730,6 +1831,7 @@
         <w:rPr>
           <w:rFonts w:ascii="Avenir Next LT Pro" w:hAnsi="Avenir Next LT Pro"/>
           <w:b w:val="0"/>
+          <w:i w:val="0"/>
           <w:color w:val="1C4076"/>
           <w:sz w:val="22"/>
         </w:rPr>
@@ -1745,6 +1847,7 @@
         <w:rPr>
           <w:rFonts w:ascii="Avenir Next LT Pro" w:hAnsi="Avenir Next LT Pro"/>
           <w:b w:val="0"/>
+          <w:i w:val="0"/>
           <w:color w:val="1C4076"/>
           <w:sz w:val="22"/>
         </w:rPr>
@@ -1760,6 +1863,7 @@
         <w:rPr>
           <w:rFonts w:ascii="Avenir Next LT Pro" w:hAnsi="Avenir Next LT Pro"/>
           <w:b w:val="0"/>
+          <w:i w:val="0"/>
           <w:color w:val="1C4076"/>
           <w:sz w:val="22"/>
         </w:rPr>
@@ -1775,6 +1879,7 @@
         <w:rPr>
           <w:rFonts w:ascii="Avenir Next LT Pro" w:hAnsi="Avenir Next LT Pro"/>
           <w:b w:val="0"/>
+          <w:i w:val="0"/>
           <w:color w:val="1C4076"/>
           <w:sz w:val="22"/>
         </w:rPr>
@@ -1790,6 +1895,7 @@
         <w:rPr>
           <w:rFonts w:ascii="Avenir Next LT Pro" w:hAnsi="Avenir Next LT Pro"/>
           <w:b/>
+          <w:i w:val="0"/>
           <w:color w:val="1C4076"/>
           <w:sz w:val="28"/>
         </w:rPr>
@@ -1805,6 +1911,7 @@
         <w:rPr>
           <w:rFonts w:ascii="Avenir Next LT Pro" w:hAnsi="Avenir Next LT Pro"/>
           <w:b w:val="0"/>
+          <w:i w:val="0"/>
           <w:color w:val="1C4076"/>
           <w:sz w:val="22"/>
         </w:rPr>
@@ -1820,6 +1927,7 @@
         <w:rPr>
           <w:rFonts w:ascii="Avenir Next LT Pro" w:hAnsi="Avenir Next LT Pro"/>
           <w:b w:val="0"/>
+          <w:i w:val="0"/>
           <w:color w:val="1C4076"/>
           <w:sz w:val="22"/>
         </w:rPr>
@@ -1835,6 +1943,7 @@
         <w:rPr>
           <w:rFonts w:ascii="Avenir Next LT Pro" w:hAnsi="Avenir Next LT Pro"/>
           <w:b w:val="0"/>
+          <w:i w:val="0"/>
           <w:color w:val="1C4076"/>
           <w:sz w:val="22"/>
         </w:rPr>
@@ -1850,6 +1959,7 @@
         <w:rPr>
           <w:rFonts w:ascii="Avenir Next LT Pro" w:hAnsi="Avenir Next LT Pro"/>
           <w:b w:val="0"/>
+          <w:i w:val="0"/>
           <w:color w:val="1C4076"/>
           <w:sz w:val="22"/>
         </w:rPr>
@@ -1865,6 +1975,7 @@
         <w:rPr>
           <w:rFonts w:ascii="Avenir Next LT Pro" w:hAnsi="Avenir Next LT Pro"/>
           <w:b w:val="0"/>
+          <w:i w:val="0"/>
           <w:color w:val="1C4076"/>
           <w:sz w:val="22"/>
         </w:rPr>
@@ -1880,6 +1991,7 @@
         <w:rPr>
           <w:rFonts w:ascii="Avenir Next LT Pro" w:hAnsi="Avenir Next LT Pro"/>
           <w:b/>
+          <w:i w:val="0"/>
           <w:color w:val="1C4076"/>
           <w:sz w:val="28"/>
         </w:rPr>
@@ -1895,6 +2007,7 @@
         <w:rPr>
           <w:rFonts w:ascii="Avenir Next LT Pro" w:hAnsi="Avenir Next LT Pro"/>
           <w:b w:val="0"/>
+          <w:i w:val="0"/>
           <w:color w:val="1C4076"/>
           <w:sz w:val="22"/>
         </w:rPr>
@@ -1910,6 +2023,7 @@
         <w:rPr>
           <w:rFonts w:ascii="Avenir Next LT Pro" w:hAnsi="Avenir Next LT Pro"/>
           <w:b w:val="0"/>
+          <w:i w:val="0"/>
           <w:color w:val="1C4076"/>
           <w:sz w:val="22"/>
         </w:rPr>
@@ -1939,6 +2053,7 @@
               <w:rPr>
                 <w:rFonts w:ascii="Avenir Next LT Pro" w:hAnsi="Avenir Next LT Pro"/>
                 <w:b/>
+                <w:i w:val="0"/>
                 <w:color w:val="FFFFFF"/>
                 <w:sz w:val="20"/>
               </w:rPr>
@@ -1956,6 +2071,7 @@
               <w:rPr>
                 <w:rFonts w:ascii="Avenir Next LT Pro" w:hAnsi="Avenir Next LT Pro"/>
                 <w:b/>
+                <w:i w:val="0"/>
                 <w:color w:val="FFFFFF"/>
                 <w:sz w:val="20"/>
               </w:rPr>
@@ -1974,6 +2090,7 @@
               <w:rPr>
                 <w:rFonts w:ascii="Avenir Next LT Pro" w:hAnsi="Avenir Next LT Pro"/>
                 <w:b/>
+                <w:i w:val="0"/>
                 <w:color w:val="1C4076"/>
                 <w:sz w:val="18"/>
               </w:rPr>
@@ -1983,6 +2100,7 @@
               <w:rPr>
                 <w:rFonts w:ascii="Avenir Next LT Pro" w:hAnsi="Avenir Next LT Pro"/>
                 <w:b w:val="0"/>
+                <w:i w:val="0"/>
                 <w:color w:val="1C4076"/>
                 <w:sz w:val="18"/>
               </w:rPr>
@@ -1994,6 +2112,7 @@
               <w:rPr>
                 <w:rFonts w:ascii="Avenir Next LT Pro" w:hAnsi="Avenir Next LT Pro"/>
                 <w:b/>
+                <w:i w:val="0"/>
                 <w:color w:val="1C4076"/>
                 <w:sz w:val="18"/>
               </w:rPr>
@@ -2003,6 +2122,7 @@
               <w:rPr>
                 <w:rFonts w:ascii="Avenir Next LT Pro" w:hAnsi="Avenir Next LT Pro"/>
                 <w:b w:val="0"/>
+                <w:i w:val="0"/>
                 <w:color w:val="1C4076"/>
                 <w:sz w:val="18"/>
               </w:rPr>
@@ -2019,6 +2139,7 @@
               <w:rPr>
                 <w:rFonts w:ascii="Avenir Next LT Pro" w:hAnsi="Avenir Next LT Pro"/>
                 <w:b/>
+                <w:i w:val="0"/>
                 <w:color w:val="1C4076"/>
                 <w:sz w:val="18"/>
               </w:rPr>
@@ -2028,6 +2149,7 @@
               <w:rPr>
                 <w:rFonts w:ascii="Avenir Next LT Pro" w:hAnsi="Avenir Next LT Pro"/>
                 <w:b w:val="0"/>
+                <w:i w:val="0"/>
                 <w:color w:val="1C4076"/>
                 <w:sz w:val="18"/>
               </w:rPr>
@@ -2039,6 +2161,7 @@
               <w:rPr>
                 <w:rFonts w:ascii="Avenir Next LT Pro" w:hAnsi="Avenir Next LT Pro"/>
                 <w:b/>
+                <w:i w:val="0"/>
                 <w:color w:val="1C4076"/>
                 <w:sz w:val="18"/>
               </w:rPr>
@@ -2048,6 +2171,7 @@
               <w:rPr>
                 <w:rFonts w:ascii="Avenir Next LT Pro" w:hAnsi="Avenir Next LT Pro"/>
                 <w:b w:val="0"/>
+                <w:i w:val="0"/>
                 <w:color w:val="1C4076"/>
                 <w:sz w:val="18"/>
               </w:rPr>
@@ -2083,6 +2207,7 @@
       <w:rPr>
         <w:rFonts w:ascii="Avenir Next LT Pro" w:hAnsi="Avenir Next LT Pro"/>
         <w:b w:val="0"/>
+        <w:i w:val="0"/>
         <w:color w:val="1C4076"/>
         <w:sz w:val="16"/>
       </w:rPr>
@@ -2104,6 +2229,7 @@
       <w:rPr>
         <w:rFonts w:ascii="Avenir Next LT Pro" w:hAnsi="Avenir Next LT Pro"/>
         <w:b w:val="0"/>
+        <w:i w:val="0"/>
         <w:color w:val="1C4076"/>
         <w:sz w:val="16"/>
       </w:rPr>
@@ -2116,6 +2242,7 @@
       <w:rPr>
         <w:rFonts w:ascii="Avenir Next LT Pro" w:hAnsi="Avenir Next LT Pro"/>
         <w:b w:val="0"/>
+        <w:i w:val="0"/>
         <w:color w:val="1C4076"/>
         <w:sz w:val="16"/>
       </w:rPr>
